--- a/assets/engagement-agreements/ep-lp-trust-individual-v1.docx
+++ b/assets/engagement-agreements/ep-lp-trust-individual-v1.docx
@@ -942,6 +942,7 @@
               <w:autoSpaceDE w:val="0"/>
               <w:autoSpaceDN w:val="0"/>
               <w:adjustRightInd w:val="0"/>
+              <w:jc w:val="left"/>
               <w:rPr>
                 <w:rFonts w:cs="Times New Roman"/>
                 <w:caps/>
